--- a/技术笔记/Word/Git命令.docx
+++ b/技术笔记/Word/Git命令.docx
@@ -6,9 +6,6 @@
     <w:p>
       <w:pPr>
         <w:pStyle w:val="1"/>
-        <w:rPr>
-          <w:rFonts w:hint="eastAsia"/>
-        </w:rPr>
       </w:pPr>
       <w:r>
         <w:t>解决</w:t>
@@ -53,11 +50,6 @@
       </w:r>
     </w:p>
     <w:p>
-      <w:pPr>
-        <w:rPr>
-          <w:rFonts w:hint="eastAsia"/>
-        </w:rPr>
-      </w:pPr>
       <w:r>
         <w:t>解决方式：</w:t>
       </w:r>
@@ -78,453 +70,462 @@
       </w:r>
       <w:r>
         <w:t>服务，然后启动服务。</w:t>
+      </w:r>
+    </w:p>
+    <w:p>
+      <w:pPr>
+        <w:pStyle w:val="1"/>
+      </w:pPr>
+      <w:r>
+        <w:rPr>
+          <w:rFonts w:hint="eastAsia"/>
+        </w:rPr>
+        <w:t>命令集合</w:t>
+      </w:r>
+    </w:p>
+    <w:p>
+      <w:pPr>
+        <w:pStyle w:val="2"/>
+      </w:pPr>
+      <w:r>
+        <w:t>1.</w:t>
+      </w:r>
+      <w:r>
+        <w:rPr>
+          <w:rFonts w:hint="eastAsia"/>
+        </w:rPr>
+        <w:t>普通下载</w:t>
+      </w:r>
+    </w:p>
+    <w:p>
+      <w:r>
+        <w:rPr>
+          <w:rFonts w:hint="eastAsia"/>
+        </w:rPr>
+        <w:t>在文件夹中右键单击</w:t>
+      </w:r>
+      <w:r>
+        <w:rPr>
+          <w:rFonts w:hint="eastAsia"/>
+        </w:rPr>
+        <w:t>--&gt;</w:t>
+      </w:r>
+      <w:r>
+        <w:t>Git B</w:t>
+      </w:r>
+      <w:r>
+        <w:rPr>
+          <w:rFonts w:hint="eastAsia"/>
+        </w:rPr>
+        <w:t>ash</w:t>
+      </w:r>
+      <w:r>
+        <w:t xml:space="preserve"> H</w:t>
+      </w:r>
+      <w:r>
+        <w:rPr>
+          <w:rFonts w:hint="eastAsia"/>
+        </w:rPr>
+        <w:t>ere</w:t>
+      </w:r>
+      <w:r>
+        <w:t>--&gt;</w:t>
+      </w:r>
+      <w:r>
+        <w:rPr>
+          <w:rFonts w:hint="eastAsia"/>
+        </w:rPr>
+        <w:t>输入命令</w:t>
+      </w:r>
+    </w:p>
+    <w:p>
+      <w:r>
+        <w:rPr>
+          <w:rFonts w:hint="eastAsia"/>
+        </w:rPr>
+        <w:t>格式：</w:t>
+      </w:r>
+      <w:r>
+        <w:rPr>
+          <w:rFonts w:hint="eastAsia"/>
+        </w:rPr>
+        <w:t>git</w:t>
+      </w:r>
+      <w:r>
+        <w:t xml:space="preserve"> </w:t>
+      </w:r>
+      <w:r>
+        <w:rPr>
+          <w:rFonts w:hint="eastAsia"/>
+        </w:rPr>
+        <w:t>clone</w:t>
+      </w:r>
+      <w:r>
+        <w:t xml:space="preserve"> </w:t>
+      </w:r>
+      <w:r>
+        <w:rPr>
+          <w:rFonts w:hint="eastAsia"/>
+        </w:rPr>
+        <w:t>项目路径</w:t>
+      </w:r>
+    </w:p>
+    <w:p>
+      <w:r>
+        <w:rPr>
+          <w:rFonts w:hint="eastAsia"/>
+        </w:rPr>
+        <w:t>即可下载项目</w:t>
+      </w:r>
+    </w:p>
+    <w:p>
+      <w:pPr>
+        <w:pStyle w:val="2"/>
+      </w:pPr>
+      <w:r>
+        <w:t>2.</w:t>
+      </w:r>
+      <w:r>
+        <w:rPr>
+          <w:rFonts w:hint="eastAsia"/>
+        </w:rPr>
+        <w:t>选择分支下载</w:t>
+      </w:r>
+    </w:p>
+    <w:p>
+      <w:r>
+        <w:rPr>
+          <w:rFonts w:hint="eastAsia"/>
+        </w:rPr>
+        <w:t>在文件夹中右键单击</w:t>
+      </w:r>
+      <w:r>
+        <w:rPr>
+          <w:rFonts w:hint="eastAsia"/>
+        </w:rPr>
+        <w:t>--&gt;</w:t>
+      </w:r>
+      <w:r>
+        <w:t>Git B</w:t>
+      </w:r>
+      <w:r>
+        <w:rPr>
+          <w:rFonts w:hint="eastAsia"/>
+        </w:rPr>
+        <w:t>ash</w:t>
+      </w:r>
+      <w:r>
+        <w:t xml:space="preserve"> H</w:t>
+      </w:r>
+      <w:r>
+        <w:rPr>
+          <w:rFonts w:hint="eastAsia"/>
+        </w:rPr>
+        <w:t>ere</w:t>
+      </w:r>
+      <w:r>
+        <w:t>--&gt;</w:t>
+      </w:r>
+      <w:r>
+        <w:rPr>
+          <w:rFonts w:hint="eastAsia"/>
+        </w:rPr>
+        <w:t>输入命令</w:t>
+      </w:r>
+    </w:p>
+    <w:p>
+      <w:r>
+        <w:rPr>
+          <w:rFonts w:hint="eastAsia"/>
+        </w:rPr>
+        <w:t>格式：</w:t>
+      </w:r>
+      <w:r>
+        <w:rPr>
+          <w:rFonts w:hint="eastAsia"/>
+        </w:rPr>
+        <w:t>git</w:t>
+      </w:r>
+      <w:r>
+        <w:t xml:space="preserve"> </w:t>
+      </w:r>
+      <w:r>
+        <w:rPr>
+          <w:rFonts w:hint="eastAsia"/>
+        </w:rPr>
+        <w:t>clone</w:t>
+      </w:r>
+      <w:r>
+        <w:t xml:space="preserve"> -</w:t>
+      </w:r>
+      <w:r>
+        <w:rPr>
+          <w:rFonts w:hint="eastAsia"/>
+        </w:rPr>
+        <w:t>b</w:t>
+      </w:r>
+      <w:r>
+        <w:t xml:space="preserve"> </w:t>
+      </w:r>
+      <w:r>
+        <w:rPr>
+          <w:rFonts w:hint="eastAsia"/>
+        </w:rPr>
+        <w:t>分支名</w:t>
+      </w:r>
+      <w:r>
+        <w:rPr>
+          <w:rFonts w:hint="eastAsia"/>
+        </w:rPr>
+        <w:t xml:space="preserve"> </w:t>
+      </w:r>
+      <w:r>
+        <w:rPr>
+          <w:rFonts w:hint="eastAsia"/>
+        </w:rPr>
+        <w:t>项目路径</w:t>
+      </w:r>
+    </w:p>
+    <w:p>
+      <w:r>
+        <w:rPr>
+          <w:rFonts w:hint="eastAsia"/>
+        </w:rPr>
+        <w:t>即可下载项目</w:t>
+      </w:r>
+    </w:p>
+    <w:p>
+      <w:pPr>
+        <w:pStyle w:val="2"/>
+      </w:pPr>
+      <w:r>
+        <w:t>3.</w:t>
+      </w:r>
+      <w:r>
+        <w:rPr>
+          <w:rFonts w:hint="eastAsia"/>
+        </w:rPr>
+        <w:t>fetch</w:t>
+      </w:r>
+      <w:r>
+        <w:rPr>
+          <w:rFonts w:hint="eastAsia"/>
+        </w:rPr>
+        <w:t>命令</w:t>
+      </w:r>
+    </w:p>
+    <w:p>
+      <w:r>
+        <w:rPr>
+          <w:rFonts w:hint="eastAsia"/>
+        </w:rPr>
+        <w:t>格式：</w:t>
+      </w:r>
+      <w:r>
+        <w:rPr>
+          <w:rFonts w:hint="eastAsia"/>
+        </w:rPr>
+        <w:t>git</w:t>
+      </w:r>
+      <w:r>
+        <w:t xml:space="preserve"> </w:t>
+      </w:r>
+      <w:r>
+        <w:rPr>
+          <w:rFonts w:hint="eastAsia"/>
+        </w:rPr>
+        <w:t>fet</w:t>
+      </w:r>
+      <w:r>
+        <w:rPr>
+          <w:rFonts w:hint="eastAsia"/>
+        </w:rPr>
+        <w:t>c</w:t>
+      </w:r>
+      <w:r>
+        <w:rPr>
+          <w:rFonts w:hint="eastAsia"/>
+        </w:rPr>
+        <w:t>h</w:t>
+      </w:r>
+    </w:p>
+    <w:p>
+      <w:r>
+        <w:rPr>
+          <w:rFonts w:hint="eastAsia"/>
+        </w:rPr>
+        <w:t>作用：表示从</w:t>
+      </w:r>
+      <w:r>
+        <w:rPr>
+          <w:rFonts w:hint="eastAsia"/>
+        </w:rPr>
+        <w:t>git</w:t>
+      </w:r>
+      <w:r>
+        <w:rPr>
+          <w:rFonts w:hint="eastAsia"/>
+        </w:rPr>
+        <w:t>远程仓库拉取文件到本地仓库，保持远程仓库与本地仓库文件</w:t>
+      </w:r>
+      <w:r>
+        <w:rPr>
+          <w:rFonts w:hint="eastAsia"/>
+        </w:rPr>
+        <w:t>一致</w:t>
+      </w:r>
+      <w:r>
+        <w:rPr>
+          <w:rFonts w:hint="eastAsia"/>
+        </w:rPr>
+        <w:t>。</w:t>
+      </w:r>
+    </w:p>
+    <w:p>
+      <w:r>
+        <w:t>格式：</w:t>
+      </w:r>
+      <w:r>
+        <w:t>git fetch –all</w:t>
+      </w:r>
+    </w:p>
+    <w:p>
+      <w:r>
+        <w:rPr>
+          <w:rFonts w:hint="eastAsia"/>
+        </w:rPr>
+        <w:t>作用：表示从</w:t>
+      </w:r>
+      <w:r>
+        <w:rPr>
+          <w:rFonts w:hint="eastAsia"/>
+        </w:rPr>
+        <w:t>git</w:t>
+      </w:r>
+      <w:r>
+        <w:rPr>
+          <w:rFonts w:hint="eastAsia"/>
+        </w:rPr>
+        <w:t>远程仓库的所有分支拉取文件到本地仓库的所有分支，保持远程仓库与本</w:t>
+      </w:r>
+    </w:p>
+    <w:p>
+      <w:pPr>
+        <w:ind w:firstLine="420"/>
+      </w:pPr>
+      <w:r>
+        <w:rPr>
+          <w:rFonts w:hint="eastAsia"/>
+        </w:rPr>
+        <w:t>地仓库各个分支文件一致。</w:t>
+      </w:r>
+    </w:p>
+    <w:p>
+      <w:pPr>
+        <w:pStyle w:val="2"/>
+      </w:pPr>
+      <w:r>
+        <w:t>4.</w:t>
+      </w:r>
+      <w:r>
+        <w:rPr>
+          <w:rFonts w:hint="eastAsia"/>
+        </w:rPr>
+        <w:t>add</w:t>
+      </w:r>
+      <w:r>
+        <w:rPr>
+          <w:rFonts w:hint="eastAsia"/>
+        </w:rPr>
+        <w:t>命令</w:t>
+      </w:r>
+    </w:p>
+    <w:p>
+      <w:r>
+        <w:rPr>
+          <w:rFonts w:hint="eastAsia"/>
+        </w:rPr>
+        <w:t>格式：</w:t>
+      </w:r>
+      <w:r>
+        <w:rPr>
+          <w:rFonts w:hint="eastAsia"/>
+        </w:rPr>
+        <w:t>git</w:t>
+      </w:r>
+      <w:r>
+        <w:t xml:space="preserve"> </w:t>
+      </w:r>
+      <w:r>
+        <w:rPr>
+          <w:rFonts w:hint="eastAsia"/>
+        </w:rPr>
+        <w:t>add</w:t>
+      </w:r>
+      <w:r>
+        <w:t xml:space="preserve"> </w:t>
+      </w:r>
+      <w:r>
+        <w:rPr>
+          <w:rFonts w:hint="eastAsia"/>
+        </w:rPr>
+        <w:t>文件名</w:t>
+      </w:r>
+    </w:p>
+    <w:p>
+      <w:r>
+        <w:rPr>
+          <w:rFonts w:hint="eastAsia"/>
+        </w:rPr>
+        <w:t>作用：添加文件到暂存区</w:t>
+      </w:r>
+    </w:p>
+    <w:p>
+      <w:r>
+        <w:t>格式：</w:t>
+      </w:r>
+      <w:r>
+        <w:t>git add .</w:t>
+      </w:r>
+    </w:p>
+    <w:p>
+      <w:r>
+        <w:t>作用：将项目上的所有文件都添加到</w:t>
+      </w:r>
+      <w:r>
+        <w:rPr>
+          <w:rFonts w:hint="eastAsia"/>
+        </w:rPr>
+        <w:t>暂存区</w:t>
+      </w:r>
+      <w:r>
+        <w:t>，适用于项目刚创建要提交到本地仓库时。</w:t>
+      </w:r>
+    </w:p>
+    <w:p>
+      <w:pPr>
+        <w:pStyle w:val="2"/>
+      </w:pPr>
+      <w:r>
+        <w:t>5</w:t>
+      </w:r>
+      <w:r>
+        <w:t>.</w:t>
+      </w:r>
+      <w:r>
+        <w:rPr>
+          <w:rFonts w:hint="eastAsia"/>
+        </w:rPr>
+        <w:t>pull</w:t>
+      </w:r>
+      <w:r>
+        <w:rPr>
+          <w:rFonts w:hint="eastAsia"/>
+        </w:rPr>
+        <w:t>命令</w:t>
       </w:r>
       <w:bookmarkStart w:id="0" w:name="_GoBack"/>
       <w:bookmarkEnd w:id="0"/>
-    </w:p>
-    <w:p>
-      <w:pPr>
-        <w:pStyle w:val="1"/>
-      </w:pPr>
-      <w:r>
-        <w:rPr>
-          <w:rFonts w:hint="eastAsia"/>
-        </w:rPr>
-        <w:t>命令集合</w:t>
-      </w:r>
-    </w:p>
-    <w:p>
-      <w:pPr>
-        <w:pStyle w:val="2"/>
-      </w:pPr>
-      <w:r>
-        <w:t>1.</w:t>
-      </w:r>
-      <w:r>
-        <w:rPr>
-          <w:rFonts w:hint="eastAsia"/>
-        </w:rPr>
-        <w:t>普通下载</w:t>
-      </w:r>
-    </w:p>
-    <w:p>
-      <w:r>
-        <w:rPr>
-          <w:rFonts w:hint="eastAsia"/>
-        </w:rPr>
-        <w:t>在文件夹中右键单击</w:t>
-      </w:r>
-      <w:r>
-        <w:rPr>
-          <w:rFonts w:hint="eastAsia"/>
-        </w:rPr>
-        <w:t>--&gt;</w:t>
-      </w:r>
-      <w:r>
-        <w:t>Git B</w:t>
-      </w:r>
-      <w:r>
-        <w:rPr>
-          <w:rFonts w:hint="eastAsia"/>
-        </w:rPr>
-        <w:t>ash</w:t>
-      </w:r>
-      <w:r>
-        <w:t xml:space="preserve"> H</w:t>
-      </w:r>
-      <w:r>
-        <w:rPr>
-          <w:rFonts w:hint="eastAsia"/>
-        </w:rPr>
-        <w:t>ere</w:t>
-      </w:r>
-      <w:r>
-        <w:t>--&gt;</w:t>
-      </w:r>
-      <w:r>
-        <w:rPr>
-          <w:rFonts w:hint="eastAsia"/>
-        </w:rPr>
-        <w:t>输入命令</w:t>
-      </w:r>
-    </w:p>
-    <w:p>
-      <w:r>
-        <w:rPr>
-          <w:rFonts w:hint="eastAsia"/>
-        </w:rPr>
-        <w:t>格式：</w:t>
-      </w:r>
-      <w:r>
-        <w:rPr>
-          <w:rFonts w:hint="eastAsia"/>
-        </w:rPr>
-        <w:t>git</w:t>
-      </w:r>
-      <w:r>
-        <w:t xml:space="preserve"> </w:t>
-      </w:r>
-      <w:r>
-        <w:rPr>
-          <w:rFonts w:hint="eastAsia"/>
-        </w:rPr>
-        <w:t>clone</w:t>
-      </w:r>
-      <w:r>
-        <w:t xml:space="preserve"> </w:t>
-      </w:r>
-      <w:r>
-        <w:rPr>
-          <w:rFonts w:hint="eastAsia"/>
-        </w:rPr>
-        <w:t>项目路径</w:t>
-      </w:r>
-    </w:p>
-    <w:p>
-      <w:r>
-        <w:rPr>
-          <w:rFonts w:hint="eastAsia"/>
-        </w:rPr>
-        <w:t>即可下载项目</w:t>
-      </w:r>
-    </w:p>
-    <w:p>
-      <w:pPr>
-        <w:pStyle w:val="2"/>
-      </w:pPr>
-      <w:r>
-        <w:t>2.</w:t>
-      </w:r>
-      <w:r>
-        <w:rPr>
-          <w:rFonts w:hint="eastAsia"/>
-        </w:rPr>
-        <w:t>选择分支下载</w:t>
-      </w:r>
-    </w:p>
-    <w:p>
-      <w:r>
-        <w:rPr>
-          <w:rFonts w:hint="eastAsia"/>
-        </w:rPr>
-        <w:t>在文件夹中右键单击</w:t>
-      </w:r>
-      <w:r>
-        <w:rPr>
-          <w:rFonts w:hint="eastAsia"/>
-        </w:rPr>
-        <w:t>--&gt;</w:t>
-      </w:r>
-      <w:r>
-        <w:t>Git B</w:t>
-      </w:r>
-      <w:r>
-        <w:rPr>
-          <w:rFonts w:hint="eastAsia"/>
-        </w:rPr>
-        <w:t>ash</w:t>
-      </w:r>
-      <w:r>
-        <w:t xml:space="preserve"> H</w:t>
-      </w:r>
-      <w:r>
-        <w:rPr>
-          <w:rFonts w:hint="eastAsia"/>
-        </w:rPr>
-        <w:t>ere</w:t>
-      </w:r>
-      <w:r>
-        <w:t>--&gt;</w:t>
-      </w:r>
-      <w:r>
-        <w:rPr>
-          <w:rFonts w:hint="eastAsia"/>
-        </w:rPr>
-        <w:t>输入命令</w:t>
-      </w:r>
-    </w:p>
-    <w:p>
-      <w:r>
-        <w:rPr>
-          <w:rFonts w:hint="eastAsia"/>
-        </w:rPr>
-        <w:t>格式：</w:t>
-      </w:r>
-      <w:r>
-        <w:rPr>
-          <w:rFonts w:hint="eastAsia"/>
-        </w:rPr>
-        <w:t>git</w:t>
-      </w:r>
-      <w:r>
-        <w:t xml:space="preserve"> </w:t>
-      </w:r>
-      <w:r>
-        <w:rPr>
-          <w:rFonts w:hint="eastAsia"/>
-        </w:rPr>
-        <w:t>clone</w:t>
-      </w:r>
-      <w:r>
-        <w:t xml:space="preserve"> -</w:t>
-      </w:r>
-      <w:r>
-        <w:rPr>
-          <w:rFonts w:hint="eastAsia"/>
-        </w:rPr>
-        <w:t>b</w:t>
-      </w:r>
-      <w:r>
-        <w:t xml:space="preserve"> </w:t>
-      </w:r>
-      <w:r>
-        <w:rPr>
-          <w:rFonts w:hint="eastAsia"/>
-        </w:rPr>
-        <w:t>分支名</w:t>
-      </w:r>
-      <w:r>
-        <w:rPr>
-          <w:rFonts w:hint="eastAsia"/>
-        </w:rPr>
-        <w:t xml:space="preserve"> </w:t>
-      </w:r>
-      <w:r>
-        <w:rPr>
-          <w:rFonts w:hint="eastAsia"/>
-        </w:rPr>
-        <w:t>项目路径</w:t>
-      </w:r>
-    </w:p>
-    <w:p>
-      <w:r>
-        <w:rPr>
-          <w:rFonts w:hint="eastAsia"/>
-        </w:rPr>
-        <w:t>即可下载项目</w:t>
-      </w:r>
-    </w:p>
-    <w:p>
-      <w:pPr>
-        <w:pStyle w:val="2"/>
-      </w:pPr>
-      <w:r>
-        <w:t>3.</w:t>
-      </w:r>
-      <w:r>
-        <w:rPr>
-          <w:rFonts w:hint="eastAsia"/>
-        </w:rPr>
-        <w:t>fetch</w:t>
-      </w:r>
-      <w:r>
-        <w:rPr>
-          <w:rFonts w:hint="eastAsia"/>
-        </w:rPr>
-        <w:t>命令</w:t>
-      </w:r>
-    </w:p>
-    <w:p>
-      <w:r>
-        <w:rPr>
-          <w:rFonts w:hint="eastAsia"/>
-        </w:rPr>
-        <w:t>格式：</w:t>
-      </w:r>
-      <w:r>
-        <w:rPr>
-          <w:rFonts w:hint="eastAsia"/>
-        </w:rPr>
-        <w:t>git</w:t>
-      </w:r>
-      <w:r>
-        <w:t xml:space="preserve"> </w:t>
-      </w:r>
-      <w:r>
-        <w:rPr>
-          <w:rFonts w:hint="eastAsia"/>
-        </w:rPr>
-        <w:t>fet</w:t>
-      </w:r>
-      <w:r>
-        <w:rPr>
-          <w:rFonts w:hint="eastAsia"/>
-        </w:rPr>
-        <w:t>c</w:t>
-      </w:r>
-      <w:r>
-        <w:rPr>
-          <w:rFonts w:hint="eastAsia"/>
-        </w:rPr>
-        <w:t>h</w:t>
-      </w:r>
-    </w:p>
-    <w:p>
-      <w:r>
-        <w:rPr>
-          <w:rFonts w:hint="eastAsia"/>
-        </w:rPr>
-        <w:t>作用：表示从</w:t>
-      </w:r>
-      <w:r>
-        <w:rPr>
-          <w:rFonts w:hint="eastAsia"/>
-        </w:rPr>
-        <w:t>git</w:t>
-      </w:r>
-      <w:r>
-        <w:rPr>
-          <w:rFonts w:hint="eastAsia"/>
-        </w:rPr>
-        <w:t>远程仓库拉取文件到本地仓库，保持远程仓库与本地仓库文件</w:t>
-      </w:r>
-      <w:r>
-        <w:rPr>
-          <w:rFonts w:hint="eastAsia"/>
-        </w:rPr>
-        <w:t>一致</w:t>
-      </w:r>
-      <w:r>
-        <w:rPr>
-          <w:rFonts w:hint="eastAsia"/>
-        </w:rPr>
-        <w:t>。</w:t>
-      </w:r>
-    </w:p>
-    <w:p>
-      <w:r>
-        <w:t>格式：</w:t>
-      </w:r>
-      <w:r>
-        <w:t>git fetch –all</w:t>
-      </w:r>
-    </w:p>
-    <w:p>
-      <w:r>
-        <w:rPr>
-          <w:rFonts w:hint="eastAsia"/>
-        </w:rPr>
-        <w:t>作用：表示从</w:t>
-      </w:r>
-      <w:r>
-        <w:rPr>
-          <w:rFonts w:hint="eastAsia"/>
-        </w:rPr>
-        <w:t>git</w:t>
-      </w:r>
-      <w:r>
-        <w:rPr>
-          <w:rFonts w:hint="eastAsia"/>
-        </w:rPr>
-        <w:t>远程仓库的所有分支拉取文件到本地仓库的所有分支，保持远程仓库与本</w:t>
-      </w:r>
-    </w:p>
-    <w:p>
-      <w:pPr>
-        <w:ind w:firstLine="420"/>
-      </w:pPr>
-      <w:r>
-        <w:rPr>
-          <w:rFonts w:hint="eastAsia"/>
-        </w:rPr>
-        <w:t>地仓库各个分支文件一致。</w:t>
-      </w:r>
-    </w:p>
-    <w:p>
-      <w:pPr>
-        <w:pStyle w:val="2"/>
-      </w:pPr>
-      <w:r>
-        <w:t>4.</w:t>
-      </w:r>
-      <w:r>
-        <w:rPr>
-          <w:rFonts w:hint="eastAsia"/>
-        </w:rPr>
-        <w:t>add</w:t>
-      </w:r>
-      <w:r>
-        <w:rPr>
-          <w:rFonts w:hint="eastAsia"/>
-        </w:rPr>
-        <w:t>命令</w:t>
-      </w:r>
-    </w:p>
-    <w:p>
-      <w:r>
-        <w:rPr>
-          <w:rFonts w:hint="eastAsia"/>
-        </w:rPr>
-        <w:t>格式：</w:t>
-      </w:r>
-      <w:r>
-        <w:rPr>
-          <w:rFonts w:hint="eastAsia"/>
-        </w:rPr>
-        <w:t>git</w:t>
-      </w:r>
-      <w:r>
-        <w:t xml:space="preserve"> </w:t>
-      </w:r>
-      <w:r>
-        <w:rPr>
-          <w:rFonts w:hint="eastAsia"/>
-        </w:rPr>
-        <w:t>add</w:t>
-      </w:r>
-      <w:r>
-        <w:t xml:space="preserve"> </w:t>
-      </w:r>
-      <w:r>
-        <w:rPr>
-          <w:rFonts w:hint="eastAsia"/>
-        </w:rPr>
-        <w:t>文件名</w:t>
-      </w:r>
-    </w:p>
-    <w:p>
-      <w:r>
-        <w:rPr>
-          <w:rFonts w:hint="eastAsia"/>
-        </w:rPr>
-        <w:t>作用：添加文件到本地仓库</w:t>
-      </w:r>
-    </w:p>
-    <w:p>
-      <w:r>
-        <w:t>格式：</w:t>
-      </w:r>
-      <w:r>
-        <w:t>git add .</w:t>
-      </w:r>
-    </w:p>
-    <w:p>
-      <w:r>
-        <w:t>作用：将项目上的所有文件都添加到本地仓库，适用于项目刚创建要提交到本地仓库时。</w:t>
-      </w:r>
-    </w:p>
-    <w:p>
-      <w:pPr>
-        <w:pStyle w:val="2"/>
-      </w:pPr>
-      <w:r>
-        <w:t>5</w:t>
-      </w:r>
-      <w:r>
-        <w:t>.</w:t>
-      </w:r>
-      <w:r>
-        <w:rPr>
-          <w:rFonts w:hint="eastAsia"/>
-        </w:rPr>
-        <w:t>pull</w:t>
-      </w:r>
-      <w:r>
-        <w:rPr>
-          <w:rFonts w:hint="eastAsia"/>
-        </w:rPr>
-        <w:t>命令</w:t>
-      </w:r>
     </w:p>
     <w:p>
       <w:r>
@@ -3905,7 +3906,7 @@
 </file>
 
 <file path=customXml/itemProps1.xml><?xml version="1.0" encoding="utf-8"?>
-<ds:datastoreItem xmlns:ds="http://schemas.openxmlformats.org/officeDocument/2006/customXml" ds:itemID="{7670C184-917B-432C-9ECA-0EFB885A96FD}">
+<ds:datastoreItem xmlns:ds="http://schemas.openxmlformats.org/officeDocument/2006/customXml" ds:itemID="{24C1D48F-4271-4CDB-8992-A6771C4AFE07}">
   <ds:schemaRefs>
     <ds:schemaRef ds:uri="http://schemas.openxmlformats.org/officeDocument/2006/bibliography"/>
   </ds:schemaRefs>

--- a/技术笔记/Word/Git命令.docx
+++ b/技术笔记/Word/Git命令.docx
@@ -524,8 +524,6 @@
         </w:rPr>
         <w:t>命令</w:t>
       </w:r>
-      <w:bookmarkStart w:id="0" w:name="_GoBack"/>
-      <w:bookmarkEnd w:id="0"/>
     </w:p>
     <w:p>
       <w:r>
@@ -1383,10 +1381,47 @@
         <w:t>14.</w:t>
       </w:r>
       <w:r>
-        <w:t>删除普通文件并同步到远程</w:t>
-      </w:r>
-    </w:p>
-    <w:p>
+        <w:t>删除</w:t>
+      </w:r>
+      <w:r>
+        <w:t>文件</w:t>
+      </w:r>
+      <w:r>
+        <w:rPr>
+          <w:rFonts w:hint="eastAsia"/>
+        </w:rPr>
+        <w:t>或目录</w:t>
+      </w:r>
+      <w:bookmarkStart w:id="0" w:name="_GoBack"/>
+      <w:bookmarkEnd w:id="0"/>
+      <w:r>
+        <w:t>并同步到远程</w:t>
+      </w:r>
+    </w:p>
+    <w:p>
+      <w:r>
+        <w:t xml:space="preserve"># </w:t>
+      </w:r>
+      <w:r>
+        <w:t>删除</w:t>
+      </w:r>
+      <w:r>
+        <w:t>文件或目录</w:t>
+      </w:r>
+    </w:p>
+    <w:p>
+      <w:r>
+        <w:rPr>
+          <w:rFonts w:hint="eastAsia"/>
+        </w:rPr>
+        <w:t>g</w:t>
+      </w:r>
+      <w:r>
+        <w:t xml:space="preserve">it rm -r </w:t>
+      </w:r>
+      <w:r>
+        <w:t>文件名</w:t>
+      </w:r>
       <w:r>
         <w:rPr>
           <w:rFonts w:hint="eastAsia"/>
@@ -1394,10 +1429,24 @@
         <w:t>/</w:t>
       </w:r>
       <w:r>
-        <w:t>/</w:t>
-      </w:r>
-      <w:r>
-        <w:t>删除本地文件或目录</w:t>
+        <w:rPr>
+          <w:rFonts w:hint="eastAsia"/>
+        </w:rPr>
+        <w:t>目录名</w:t>
+      </w:r>
+    </w:p>
+    <w:p>
+      <w:r>
+        <w:t xml:space="preserve"># </w:t>
+      </w:r>
+      <w:r>
+        <w:t>提交</w:t>
+      </w:r>
+      <w:r>
+        <w:t>到</w:t>
+      </w:r>
+      <w:r>
+        <w:t>本地</w:t>
       </w:r>
     </w:p>
     <w:p>
@@ -1408,39 +1457,41 @@
         <w:t>g</w:t>
       </w:r>
       <w:r>
-        <w:t xml:space="preserve">it rm -r </w:t>
-      </w:r>
-      <w:r>
-        <w:t>文件名</w:t>
-      </w:r>
-      <w:r>
-        <w:rPr>
-          <w:rFonts w:hint="eastAsia"/>
-        </w:rPr>
-        <w:t>/</w:t>
-      </w:r>
-      <w:r>
-        <w:rPr>
-          <w:rFonts w:hint="eastAsia"/>
-        </w:rPr>
-        <w:t>目录名</w:t>
-      </w:r>
-    </w:p>
-    <w:p>
-      <w:r>
-        <w:rPr>
-          <w:rFonts w:hint="eastAsia"/>
-        </w:rPr>
-        <w:t>/</w:t>
-      </w:r>
-      <w:r>
-        <w:t>/</w:t>
-      </w:r>
-      <w:r>
-        <w:t>同步到远程</w:t>
-      </w:r>
-    </w:p>
-    <w:p>
+        <w:t>it commit -</w:t>
+      </w:r>
+      <w:r>
+        <w:t>m “</w:t>
+      </w:r>
+      <w:r>
+        <w:t>注释</w:t>
+      </w:r>
+      <w:r>
+        <w:t>”</w:t>
+      </w:r>
+    </w:p>
+    <w:p>
+      <w:r>
+        <w:rPr>
+          <w:rFonts w:hint="eastAsia"/>
+        </w:rPr>
+        <w:t>#</w:t>
+      </w:r>
+      <w:r>
+        <w:t xml:space="preserve"> </w:t>
+      </w:r>
+      <w:r>
+        <w:rPr>
+          <w:rFonts w:hint="eastAsia"/>
+        </w:rPr>
+        <w:t>推送到远程</w:t>
+      </w:r>
+    </w:p>
+    <w:p>
+      <w:pPr>
+        <w:rPr>
+          <w:rFonts w:hint="eastAsia"/>
+        </w:rPr>
+      </w:pPr>
       <w:r>
         <w:rPr>
           <w:rFonts w:hint="eastAsia"/>
@@ -1448,13 +1499,7 @@
         <w:t>g</w:t>
       </w:r>
       <w:r>
-        <w:t>it commit -am “</w:t>
-      </w:r>
-      <w:r>
-        <w:t>描述信息</w:t>
-      </w:r>
-      <w:r>
-        <w:t>”</w:t>
+        <w:t>it push</w:t>
       </w:r>
     </w:p>
     <w:p>
@@ -1470,61 +1515,337 @@
     </w:p>
     <w:p>
       <w:r>
+        <w:t>(1)</w:t>
+      </w:r>
+      <w:r>
+        <w:t>如果</w:t>
+      </w:r>
+      <w:r>
+        <w:rPr>
+          <w:rFonts w:hint="eastAsia"/>
+        </w:rPr>
+        <w:t>文件已经被</w:t>
+      </w:r>
+      <w:r>
+        <w:rPr>
+          <w:rFonts w:hint="eastAsia"/>
+        </w:rPr>
+        <w:t>Git</w:t>
+      </w:r>
+      <w:r>
+        <w:rPr>
+          <w:rFonts w:hint="eastAsia"/>
+        </w:rPr>
+        <w:t>跟踪（已提交过）</w:t>
+      </w:r>
+    </w:p>
+    <w:p>
+      <w:pPr>
+        <w:ind w:firstLine="420"/>
+        <w:rPr>
+          <w:rFonts w:hint="eastAsia"/>
+        </w:rPr>
+      </w:pPr>
+      <w:r>
+        <w:rPr>
+          <w:rFonts w:hint="eastAsia"/>
+        </w:rPr>
+        <w:t xml:space="preserve"># </w:t>
+      </w:r>
+      <w:r>
+        <w:rPr>
+          <w:rFonts w:hint="eastAsia"/>
+        </w:rPr>
+        <w:t>先拉取最新代码，避免冲突</w:t>
+      </w:r>
+    </w:p>
+    <w:p>
+      <w:pPr>
+        <w:ind w:firstLine="420"/>
+        <w:rPr>
+          <w:rFonts w:hint="eastAsia"/>
+        </w:rPr>
+      </w:pPr>
+      <w:r>
+        <w:t>git pull</w:t>
+      </w:r>
+    </w:p>
+    <w:p>
+      <w:pPr>
+        <w:ind w:firstLine="420"/>
+        <w:rPr>
+          <w:rFonts w:hint="eastAsia"/>
+        </w:rPr>
+      </w:pPr>
+      <w:r>
+        <w:rPr>
+          <w:rFonts w:hint="eastAsia"/>
+        </w:rPr>
+        <w:t xml:space="preserve"># </w:t>
+      </w:r>
+      <w:r>
+        <w:rPr>
+          <w:rFonts w:hint="eastAsia"/>
+        </w:rPr>
+        <w:t>重命名</w:t>
+      </w:r>
+    </w:p>
+    <w:p>
+      <w:pPr>
+        <w:ind w:firstLine="420"/>
+        <w:rPr>
+          <w:rFonts w:hint="eastAsia"/>
+        </w:rPr>
+      </w:pPr>
+      <w:r>
+        <w:rPr>
+          <w:rFonts w:hint="eastAsia"/>
+        </w:rPr>
+        <w:t xml:space="preserve">git mv </w:t>
+      </w:r>
+      <w:r>
+        <w:rPr>
+          <w:rFonts w:hint="eastAsia"/>
+        </w:rPr>
+        <w:t>旧名称</w:t>
+      </w:r>
+      <w:r>
+        <w:rPr>
+          <w:rFonts w:hint="eastAsia"/>
+        </w:rPr>
+        <w:t xml:space="preserve"> </w:t>
+      </w:r>
+      <w:r>
+        <w:rPr>
+          <w:rFonts w:hint="eastAsia"/>
+        </w:rPr>
+        <w:t>新名称</w:t>
+      </w:r>
+    </w:p>
+    <w:p>
+      <w:pPr>
+        <w:ind w:firstLine="420"/>
+        <w:rPr>
+          <w:rFonts w:hint="eastAsia"/>
+        </w:rPr>
+      </w:pPr>
+      <w:r>
+        <w:rPr>
+          <w:rFonts w:hint="eastAsia"/>
+        </w:rPr>
+        <w:t xml:space="preserve"># </w:t>
+      </w:r>
+      <w:r>
+        <w:rPr>
+          <w:rFonts w:hint="eastAsia"/>
+        </w:rPr>
+        <w:t>提交</w:t>
+      </w:r>
+    </w:p>
+    <w:p>
+      <w:pPr>
+        <w:ind w:firstLine="420"/>
+        <w:rPr>
+          <w:rFonts w:hint="eastAsia"/>
+        </w:rPr>
+      </w:pPr>
+      <w:r>
+        <w:rPr>
+          <w:rFonts w:hint="eastAsia"/>
+        </w:rPr>
+        <w:t>git commit -m "</w:t>
+      </w:r>
+      <w:r>
+        <w:rPr>
+          <w:rFonts w:hint="eastAsia"/>
+        </w:rPr>
+        <w:t>注释</w:t>
+      </w:r>
+      <w:r>
+        <w:rPr>
+          <w:rFonts w:hint="eastAsia"/>
+        </w:rPr>
+        <w:t>"</w:t>
+      </w:r>
+    </w:p>
+    <w:p>
+      <w:pPr>
+        <w:ind w:firstLine="420"/>
+        <w:rPr>
+          <w:rFonts w:hint="eastAsia"/>
+        </w:rPr>
+      </w:pPr>
+      <w:r>
+        <w:rPr>
+          <w:rFonts w:hint="eastAsia"/>
+        </w:rPr>
+        <w:t xml:space="preserve"># </w:t>
+      </w:r>
+      <w:r>
+        <w:rPr>
+          <w:rFonts w:hint="eastAsia"/>
+        </w:rPr>
+        <w:t>推送到远程</w:t>
+      </w:r>
+    </w:p>
+    <w:p>
+      <w:pPr>
+        <w:ind w:firstLine="420"/>
+        <w:rPr>
+          <w:rFonts w:hint="eastAsia"/>
+        </w:rPr>
+      </w:pPr>
+      <w:r>
+        <w:t>git push</w:t>
+      </w:r>
+    </w:p>
+    <w:p>
+      <w:r>
         <w:rPr>
           <w:rFonts w:hint="eastAsia"/>
         </w:rPr>
         <w:t>(</w:t>
       </w:r>
       <w:r>
-        <w:t>1)</w:t>
-      </w:r>
-      <w:r>
-        <w:t>手动修改文件名称</w:t>
-      </w:r>
-    </w:p>
-    <w:p>
-      <w:r>
-        <w:rPr>
-          <w:rFonts w:hint="eastAsia"/>
-        </w:rPr>
-        <w:t>(</w:t>
-      </w:r>
-      <w:r>
-        <w:t>2)git add .</w:t>
-      </w:r>
-    </w:p>
-    <w:p>
-      <w:r>
-        <w:t>(3)</w:t>
-      </w:r>
-      <w:r>
-        <w:rPr>
-          <w:rFonts w:hint="eastAsia"/>
-        </w:rPr>
-        <w:t>g</w:t>
-      </w:r>
-      <w:r>
-        <w:t>it commit -am “</w:t>
-      </w:r>
-      <w:r>
-        <w:t>提交</w:t>
-      </w:r>
-      <w:r>
-        <w:t>”</w:t>
-      </w:r>
-    </w:p>
-    <w:p>
-      <w:r>
-        <w:t>(4)</w:t>
-      </w:r>
-      <w:r>
-        <w:rPr>
-          <w:rFonts w:hint="eastAsia"/>
-        </w:rPr>
-        <w:t>g</w:t>
-      </w:r>
-      <w:r>
-        <w:t>it push</w:t>
+        <w:t>2</w:t>
+      </w:r>
+      <w:r>
+        <w:t>)</w:t>
+      </w:r>
+      <w:r>
+        <w:rPr>
+          <w:rFonts w:hint="eastAsia"/>
+        </w:rPr>
+        <w:t>如果</w:t>
+      </w:r>
+      <w:r>
+        <w:rPr>
+          <w:rFonts w:hint="eastAsia"/>
+        </w:rPr>
+        <w:t>文件还没有被</w:t>
+      </w:r>
+      <w:r>
+        <w:rPr>
+          <w:rFonts w:hint="eastAsia"/>
+        </w:rPr>
+        <w:t>Git</w:t>
+      </w:r>
+      <w:r>
+        <w:rPr>
+          <w:rFonts w:hint="eastAsia"/>
+        </w:rPr>
+        <w:t>跟踪（从未提交过）</w:t>
+      </w:r>
+    </w:p>
+    <w:p>
+      <w:r>
+        <w:lastRenderedPageBreak/>
+        <w:tab/>
+      </w:r>
+      <w:r>
+        <w:rPr>
+          <w:color w:val="FF0000"/>
+        </w:rPr>
+        <w:t>手动把文件名改成新名称</w:t>
+      </w:r>
+    </w:p>
+    <w:p>
+      <w:pPr>
+        <w:rPr>
+          <w:rFonts w:hint="eastAsia"/>
+        </w:rPr>
+      </w:pPr>
+      <w:r>
+        <w:tab/>
+        <w:t xml:space="preserve"># </w:t>
+      </w:r>
+      <w:r>
+        <w:t>将文件添加到暂存区</w:t>
+      </w:r>
+    </w:p>
+    <w:p>
+      <w:r>
+        <w:tab/>
+      </w:r>
+      <w:r>
+        <w:rPr>
+          <w:rFonts w:hint="eastAsia"/>
+        </w:rPr>
+        <w:t xml:space="preserve">git add </w:t>
+      </w:r>
+      <w:r>
+        <w:rPr>
+          <w:rFonts w:hint="eastAsia"/>
+        </w:rPr>
+        <w:t>新</w:t>
+      </w:r>
+      <w:r>
+        <w:rPr>
+          <w:rFonts w:hint="eastAsia"/>
+        </w:rPr>
+        <w:t>名称</w:t>
+      </w:r>
+    </w:p>
+    <w:p>
+      <w:pPr>
+        <w:rPr>
+          <w:rFonts w:hint="eastAsia"/>
+        </w:rPr>
+      </w:pPr>
+      <w:r>
+        <w:tab/>
+        <w:t xml:space="preserve"># </w:t>
+      </w:r>
+      <w:r>
+        <w:t>提交到本地仓库</w:t>
+      </w:r>
+    </w:p>
+    <w:p>
+      <w:pPr>
+        <w:ind w:firstLine="420"/>
+      </w:pPr>
+      <w:r>
+        <w:rPr>
+          <w:rFonts w:hint="eastAsia"/>
+        </w:rPr>
+        <w:t>git commit -m "</w:t>
+      </w:r>
+      <w:r>
+        <w:rPr>
+          <w:rFonts w:hint="eastAsia"/>
+        </w:rPr>
+        <w:t>注释</w:t>
+      </w:r>
+      <w:r>
+        <w:rPr>
+          <w:rFonts w:hint="eastAsia"/>
+        </w:rPr>
+        <w:t>"</w:t>
+      </w:r>
+    </w:p>
+    <w:p>
+      <w:pPr>
+        <w:ind w:firstLine="420"/>
+        <w:rPr>
+          <w:rFonts w:hint="eastAsia"/>
+        </w:rPr>
+      </w:pPr>
+      <w:r>
+        <w:t xml:space="preserve"># </w:t>
+      </w:r>
+      <w:r>
+        <w:t>提交到远程仓库</w:t>
+      </w:r>
+    </w:p>
+    <w:p>
+      <w:pPr>
+        <w:ind w:firstLine="420"/>
+        <w:rPr>
+          <w:rFonts w:hint="eastAsia"/>
+        </w:rPr>
+      </w:pPr>
+      <w:r>
+        <w:t>git push</w:t>
       </w:r>
     </w:p>
     <w:p>
@@ -1592,7 +1913,6 @@
         <w:rPr>
           <w:noProof/>
         </w:rPr>
-        <w:lastRenderedPageBreak/>
         <w:drawing>
           <wp:inline distT="0" distB="0" distL="0" distR="0" wp14:anchorId="2A42D3B5" wp14:editId="69CA9323">
             <wp:extent cx="5274310" cy="2155825"/>
@@ -3906,7 +4226,7 @@
 </file>
 
 <file path=customXml/itemProps1.xml><?xml version="1.0" encoding="utf-8"?>
-<ds:datastoreItem xmlns:ds="http://schemas.openxmlformats.org/officeDocument/2006/customXml" ds:itemID="{24C1D48F-4271-4CDB-8992-A6771C4AFE07}">
+<ds:datastoreItem xmlns:ds="http://schemas.openxmlformats.org/officeDocument/2006/customXml" ds:itemID="{834EF7F4-C1C1-433E-B99A-6C22FE447F29}">
   <ds:schemaRefs>
     <ds:schemaRef ds:uri="http://schemas.openxmlformats.org/officeDocument/2006/bibliography"/>
   </ds:schemaRefs>

--- a/技术笔记/Word/Git命令.docx
+++ b/技术笔记/Word/Git命令.docx
@@ -1392,8 +1392,6 @@
         </w:rPr>
         <w:t>或目录</w:t>
       </w:r>
-      <w:bookmarkStart w:id="0" w:name="_GoBack"/>
-      <w:bookmarkEnd w:id="0"/>
       <w:r>
         <w:t>并同步到远程</w:t>
       </w:r>
@@ -1487,11 +1485,6 @@
       </w:r>
     </w:p>
     <w:p>
-      <w:pPr>
-        <w:rPr>
-          <w:rFonts w:hint="eastAsia"/>
-        </w:rPr>
-      </w:pPr>
       <w:r>
         <w:rPr>
           <w:rFonts w:hint="eastAsia"/>
@@ -1542,9 +1535,6 @@
     <w:p>
       <w:pPr>
         <w:ind w:firstLine="420"/>
-        <w:rPr>
-          <w:rFonts w:hint="eastAsia"/>
-        </w:rPr>
       </w:pPr>
       <w:r>
         <w:rPr>
@@ -1562,9 +1552,6 @@
     <w:p>
       <w:pPr>
         <w:ind w:firstLine="420"/>
-        <w:rPr>
-          <w:rFonts w:hint="eastAsia"/>
-        </w:rPr>
       </w:pPr>
       <w:r>
         <w:t>git pull</w:t>
@@ -1573,9 +1560,6 @@
     <w:p>
       <w:pPr>
         <w:ind w:firstLine="420"/>
-        <w:rPr>
-          <w:rFonts w:hint="eastAsia"/>
-        </w:rPr>
       </w:pPr>
       <w:r>
         <w:rPr>
@@ -1593,9 +1577,6 @@
     <w:p>
       <w:pPr>
         <w:ind w:firstLine="420"/>
-        <w:rPr>
-          <w:rFonts w:hint="eastAsia"/>
-        </w:rPr>
       </w:pPr>
       <w:r>
         <w:rPr>
@@ -1625,9 +1606,6 @@
     <w:p>
       <w:pPr>
         <w:ind w:firstLine="420"/>
-        <w:rPr>
-          <w:rFonts w:hint="eastAsia"/>
-        </w:rPr>
       </w:pPr>
       <w:r>
         <w:rPr>
@@ -1645,9 +1623,6 @@
     <w:p>
       <w:pPr>
         <w:ind w:firstLine="420"/>
-        <w:rPr>
-          <w:rFonts w:hint="eastAsia"/>
-        </w:rPr>
       </w:pPr>
       <w:r>
         <w:rPr>
@@ -1671,9 +1646,6 @@
     <w:p>
       <w:pPr>
         <w:ind w:firstLine="420"/>
-        <w:rPr>
-          <w:rFonts w:hint="eastAsia"/>
-        </w:rPr>
       </w:pPr>
       <w:r>
         <w:rPr>
@@ -1691,9 +1663,6 @@
     <w:p>
       <w:pPr>
         <w:ind w:firstLine="420"/>
-        <w:rPr>
-          <w:rFonts w:hint="eastAsia"/>
-        </w:rPr>
       </w:pPr>
       <w:r>
         <w:t>git push</w:t>
@@ -1750,11 +1719,6 @@
       </w:r>
     </w:p>
     <w:p>
-      <w:pPr>
-        <w:rPr>
-          <w:rFonts w:hint="eastAsia"/>
-        </w:rPr>
-      </w:pPr>
       <w:r>
         <w:tab/>
         <w:t xml:space="preserve"># </w:t>
@@ -1787,11 +1751,6 @@
       </w:r>
     </w:p>
     <w:p>
-      <w:pPr>
-        <w:rPr>
-          <w:rFonts w:hint="eastAsia"/>
-        </w:rPr>
-      </w:pPr>
       <w:r>
         <w:tab/>
         <w:t xml:space="preserve"># </w:t>
@@ -1826,9 +1785,6 @@
     <w:p>
       <w:pPr>
         <w:ind w:firstLine="420"/>
-        <w:rPr>
-          <w:rFonts w:hint="eastAsia"/>
-        </w:rPr>
       </w:pPr>
       <w:r>
         <w:t xml:space="preserve"># </w:t>
@@ -1840,9 +1796,6 @@
     <w:p>
       <w:pPr>
         <w:ind w:firstLine="420"/>
-        <w:rPr>
-          <w:rFonts w:hint="eastAsia"/>
-        </w:rPr>
       </w:pPr>
       <w:r>
         <w:t>git push</w:t>
@@ -2839,6 +2792,312 @@
           </wp:inline>
         </w:drawing>
       </w:r>
+    </w:p>
+    <w:p>
+      <w:pPr>
+        <w:pStyle w:val="2"/>
+      </w:pPr>
+      <w:r>
+        <w:rPr>
+          <w:rFonts w:hint="eastAsia"/>
+        </w:rPr>
+        <w:t>4</w:t>
+      </w:r>
+      <w:r>
+        <w:t>.</w:t>
+      </w:r>
+      <w:r>
+        <w:t>将本地项目第一次推送到远程</w:t>
+      </w:r>
+    </w:p>
+    <w:p>
+      <w:pPr>
+        <w:rPr>
+          <w:b/>
+        </w:rPr>
+      </w:pPr>
+      <w:r>
+        <w:rPr>
+          <w:rFonts w:hint="eastAsia"/>
+        </w:rPr>
+        <w:t>(</w:t>
+      </w:r>
+      <w:r>
+        <w:t>1)</w:t>
+      </w:r>
+      <w:r>
+        <w:t>在</w:t>
+      </w:r>
+      <w:r>
+        <w:t>gitlab</w:t>
+      </w:r>
+      <w:r>
+        <w:t>中新建空白项目，在项目配置下，取消勾选</w:t>
+      </w:r>
+      <w:r>
+        <w:rPr>
+          <w:rFonts w:hint="eastAsia"/>
+          <w:b/>
+        </w:rPr>
+        <w:t>使用自述文件初始化仓库</w:t>
+      </w:r>
+      <w:r>
+        <w:rPr>
+          <w:rFonts w:hint="eastAsia"/>
+          <w:b/>
+        </w:rPr>
+        <w:t>。</w:t>
+      </w:r>
+    </w:p>
+    <w:p>
+      <w:pPr>
+        <w:rPr>
+          <w:rFonts w:hint="eastAsia"/>
+          <w:b/>
+        </w:rPr>
+      </w:pPr>
+      <w:r>
+        <w:rPr>
+          <w:noProof/>
+        </w:rPr>
+        <w:lastRenderedPageBreak/>
+        <w:drawing>
+          <wp:inline distT="0" distB="0" distL="0" distR="0" wp14:anchorId="29A8CE87" wp14:editId="132C2060">
+            <wp:extent cx="5274310" cy="3296285"/>
+            <wp:effectExtent l="0" t="0" r="2540" b="0"/>
+            <wp:docPr id="9" name="图片 9"/>
+            <wp:cNvGraphicFramePr>
+              <a:graphicFrameLocks xmlns:a="http://schemas.openxmlformats.org/drawingml/2006/main" noChangeAspect="1"/>
+            </wp:cNvGraphicFramePr>
+            <a:graphic xmlns:a="http://schemas.openxmlformats.org/drawingml/2006/main">
+              <a:graphicData uri="http://schemas.openxmlformats.org/drawingml/2006/picture">
+                <pic:pic xmlns:pic="http://schemas.openxmlformats.org/drawingml/2006/picture">
+                  <pic:nvPicPr>
+                    <pic:cNvPr id="1" name=""/>
+                    <pic:cNvPicPr/>
+                  </pic:nvPicPr>
+                  <pic:blipFill>
+                    <a:blip r:embed="rId15"/>
+                    <a:stretch>
+                      <a:fillRect/>
+                    </a:stretch>
+                  </pic:blipFill>
+                  <pic:spPr>
+                    <a:xfrm>
+                      <a:off x="0" y="0"/>
+                      <a:ext cx="5274310" cy="3296285"/>
+                    </a:xfrm>
+                    <a:prstGeom prst="rect">
+                      <a:avLst/>
+                    </a:prstGeom>
+                  </pic:spPr>
+                </pic:pic>
+              </a:graphicData>
+            </a:graphic>
+          </wp:inline>
+        </w:drawing>
+      </w:r>
+    </w:p>
+    <w:p>
+      <w:r>
+        <w:rPr>
+          <w:rFonts w:hint="eastAsia"/>
+        </w:rPr>
+        <w:t>(</w:t>
+      </w:r>
+      <w:r>
+        <w:t>2)</w:t>
+      </w:r>
+      <w:r>
+        <w:t>在</w:t>
+      </w:r>
+      <w:r>
+        <w:t>idea</w:t>
+      </w:r>
+      <w:r>
+        <w:t>中，直接推送项目并填写仓库路径即可。</w:t>
+      </w:r>
+    </w:p>
+    <w:p>
+      <w:r>
+        <w:rPr>
+          <w:noProof/>
+        </w:rPr>
+        <w:drawing>
+          <wp:inline distT="0" distB="0" distL="0" distR="0" wp14:anchorId="28BE6BC9" wp14:editId="41828B73">
+            <wp:extent cx="4695238" cy="2466667"/>
+            <wp:effectExtent l="0" t="0" r="0" b="0"/>
+            <wp:docPr id="10" name="图片 10"/>
+            <wp:cNvGraphicFramePr>
+              <a:graphicFrameLocks xmlns:a="http://schemas.openxmlformats.org/drawingml/2006/main" noChangeAspect="1"/>
+            </wp:cNvGraphicFramePr>
+            <a:graphic xmlns:a="http://schemas.openxmlformats.org/drawingml/2006/main">
+              <a:graphicData uri="http://schemas.openxmlformats.org/drawingml/2006/picture">
+                <pic:pic xmlns:pic="http://schemas.openxmlformats.org/drawingml/2006/picture">
+                  <pic:nvPicPr>
+                    <pic:cNvPr id="1" name=""/>
+                    <pic:cNvPicPr/>
+                  </pic:nvPicPr>
+                  <pic:blipFill>
+                    <a:blip r:embed="rId16"/>
+                    <a:stretch>
+                      <a:fillRect/>
+                    </a:stretch>
+                  </pic:blipFill>
+                  <pic:spPr>
+                    <a:xfrm>
+                      <a:off x="0" y="0"/>
+                      <a:ext cx="4695238" cy="2466667"/>
+                    </a:xfrm>
+                    <a:prstGeom prst="rect">
+                      <a:avLst/>
+                    </a:prstGeom>
+                  </pic:spPr>
+                </pic:pic>
+              </a:graphicData>
+            </a:graphic>
+          </wp:inline>
+        </w:drawing>
+      </w:r>
+    </w:p>
+    <w:p>
+      <w:r>
+        <w:rPr>
+          <w:rFonts w:hint="eastAsia"/>
+        </w:rPr>
+        <w:t>(</w:t>
+      </w:r>
+      <w:r>
+        <w:t>3)</w:t>
+      </w:r>
+      <w:r>
+        <w:t>如果</w:t>
+      </w:r>
+      <w:r>
+        <w:rPr>
+          <w:rFonts w:hint="eastAsia"/>
+        </w:rPr>
+        <w:t>提示，</w:t>
+      </w:r>
+      <w:r>
+        <w:rPr>
+          <w:rFonts w:hint="eastAsia"/>
+        </w:rPr>
+        <w:t>无法添加远程</w:t>
+      </w:r>
+      <w:r>
+        <w:rPr>
+          <w:rFonts w:hint="eastAsia"/>
+        </w:rPr>
+        <w:t>: remote origin already exists.</w:t>
+      </w:r>
+    </w:p>
+    <w:p>
+      <w:r>
+        <w:rPr>
+          <w:rFonts w:hint="eastAsia"/>
+        </w:rPr>
+        <w:t>在</w:t>
+      </w:r>
+      <w:r>
+        <w:rPr>
+          <w:rFonts w:hint="eastAsia"/>
+        </w:rPr>
+        <w:t xml:space="preserve"> IDEA </w:t>
+      </w:r>
+      <w:r>
+        <w:rPr>
+          <w:rFonts w:hint="eastAsia"/>
+        </w:rPr>
+        <w:t>终端</w:t>
+      </w:r>
+      <w:r>
+        <w:rPr>
+          <w:rFonts w:hint="eastAsia"/>
+        </w:rPr>
+        <w:t xml:space="preserve"> (Terminal) </w:t>
+      </w:r>
+      <w:r>
+        <w:rPr>
+          <w:rFonts w:hint="eastAsia"/>
+        </w:rPr>
+        <w:t>中执行：</w:t>
+      </w:r>
+      <w:r>
+        <w:rPr>
+          <w:rFonts w:hint="eastAsia"/>
+        </w:rPr>
+        <w:t>git remote set-url origin &lt;</w:t>
+      </w:r>
+      <w:r>
+        <w:rPr>
+          <w:rFonts w:hint="eastAsia"/>
+        </w:rPr>
+        <w:t>你的新</w:t>
+      </w:r>
+      <w:r>
+        <w:rPr>
+          <w:rFonts w:hint="eastAsia"/>
+        </w:rPr>
+        <w:t>GitLab</w:t>
+      </w:r>
+      <w:r>
+        <w:rPr>
+          <w:rFonts w:hint="eastAsia"/>
+        </w:rPr>
+        <w:t>仓库地址</w:t>
+      </w:r>
+      <w:r>
+        <w:rPr>
+          <w:rFonts w:hint="eastAsia"/>
+        </w:rPr>
+        <w:t>&gt;</w:t>
+      </w:r>
+    </w:p>
+    <w:p>
+      <w:pPr>
+        <w:rPr>
+          <w:rFonts w:hint="eastAsia"/>
+        </w:rPr>
+      </w:pPr>
+      <w:r>
+        <w:rPr>
+          <w:rFonts w:hint="eastAsia"/>
+        </w:rPr>
+        <w:t>执行后，可以用</w:t>
+      </w:r>
+      <w:r>
+        <w:rPr>
+          <w:rFonts w:hint="eastAsia"/>
+        </w:rPr>
+        <w:t xml:space="preserve"> git remote -v </w:t>
+      </w:r>
+      <w:r>
+        <w:rPr>
+          <w:rFonts w:hint="eastAsia"/>
+        </w:rPr>
+        <w:t>验证一下，确认</w:t>
+      </w:r>
+      <w:r>
+        <w:rPr>
+          <w:rFonts w:hint="eastAsia"/>
+        </w:rPr>
+        <w:t xml:space="preserve"> origin </w:t>
+      </w:r>
+      <w:r>
+        <w:rPr>
+          <w:rFonts w:hint="eastAsia"/>
+        </w:rPr>
+        <w:t>的地址已经更新</w:t>
+      </w:r>
+      <w:r>
+        <w:rPr>
+          <w:rFonts w:hint="eastAsia"/>
+        </w:rPr>
+        <w:t>。</w:t>
+      </w:r>
+      <w:bookmarkStart w:id="0" w:name="_GoBack"/>
+      <w:bookmarkEnd w:id="0"/>
     </w:p>
     <w:sectPr>
       <w:pgSz w:w="11906" w:h="16838"/>
@@ -4226,7 +4485,7 @@
 </file>
 
 <file path=customXml/itemProps1.xml><?xml version="1.0" encoding="utf-8"?>
-<ds:datastoreItem xmlns:ds="http://schemas.openxmlformats.org/officeDocument/2006/customXml" ds:itemID="{834EF7F4-C1C1-433E-B99A-6C22FE447F29}">
+<ds:datastoreItem xmlns:ds="http://schemas.openxmlformats.org/officeDocument/2006/customXml" ds:itemID="{200517BC-B304-4BFC-9735-0315B31C838C}">
   <ds:schemaRefs>
     <ds:schemaRef ds:uri="http://schemas.openxmlformats.org/officeDocument/2006/bibliography"/>
   </ds:schemaRefs>
